--- a/labs/lab2/writing-template.docx
+++ b/labs/lab2/writing-template.docx
@@ -51,6 +51,7 @@
           <w:bookmarkStart w:id="23" w:name="fig-measurement-schematic"/>
           <w:p>
             <w:pPr>
+              <w:pStyle w:val="Compact"/>
               <w:jc w:val="center"/>
             </w:pPr>
             <w:r>
@@ -100,181 +101,6 @@
             <w:pPr>
               <w:jc w:val="center"/>
             </w:pPr>
-            <w:r>
-              <w:t xml:space="preserve">Insert the schematic used to make your measurements here.</w:t>
-            </w:r>
-            <w:r>
-              <w:t xml:space="preserve"> </w:t>
-            </w:r>
-            <w:r>
-              <w:t xml:space="preserve">Note that your schematic should include any additional components needed to represent any output impedances of sources or input impedances of measurement devices.</w:t>
-            </w:r>
-          </w:p>
-          <w:p>
-            <w:pPr>
-              <w:jc w:val="center"/>
-            </w:pPr>
-            <w:r>
-              <w:t xml:space="preserve">Insert table here containing measurements across different resistance values</w:t>
-            </w:r>
-            <w:r>
-              <w:t xml:space="preserve"> </w:t>
-            </w:r>
-            <w:r>
-              <w:rPr>
-                <w:i/>
-                <w:iCs/>
-              </w:rPr>
-              <w:t xml:space="preserve">with the same instrument</w:t>
-            </w:r>
-            <w:r>
-              <w:t xml:space="preserve">.</w:t>
-            </w:r>
-          </w:p>
-          <w:p>
-            <w:pPr>
-              <w:jc w:val="center"/>
-            </w:pPr>
-            <w:r>
-              <w:t xml:space="preserve">Text to explain what the table above means.</w:t>
-            </w:r>
-            <w:r>
-              <w:t xml:space="preserve"> </w:t>
-            </w:r>
-            <w:r>
-              <w:t xml:space="preserve">The text should address and highlight:</w:t>
-            </w:r>
-          </w:p>
-          <w:p>
-            <w:pPr>
-              <w:pStyle w:val="Compact"/>
-              <w:numPr>
-                <w:ilvl w:val="0"/>
-                <w:numId w:val="1001"/>
-              </w:numPr>
-              <w:jc w:val="center"/>
-            </w:pPr>
-            <w:r>
-              <w:t xml:space="preserve">Trends in the data</w:t>
-            </w:r>
-          </w:p>
-          <w:p>
-            <w:pPr>
-              <w:pStyle w:val="Compact"/>
-              <w:numPr>
-                <w:ilvl w:val="0"/>
-                <w:numId w:val="1001"/>
-              </w:numPr>
-              <w:jc w:val="center"/>
-            </w:pPr>
-            <w:r>
-              <w:t xml:space="preserve">Unexpected results</w:t>
-            </w:r>
-          </w:p>
-          <w:p>
-            <w:pPr>
-              <w:pStyle w:val="Compact"/>
-              <w:numPr>
-                <w:ilvl w:val="0"/>
-                <w:numId w:val="1001"/>
-              </w:numPr>
-              <w:jc w:val="center"/>
-            </w:pPr>
-            <w:r>
-              <w:t xml:space="preserve">Conclusions to be drawn</w:t>
-            </w:r>
-          </w:p>
-          <w:p>
-            <w:pPr>
-              <w:jc w:val="center"/>
-            </w:pPr>
-            <w:r>
-              <w:t xml:space="preserve">Insert table here containing measurements across different instruments</w:t>
-            </w:r>
-            <w:r>
-              <w:t xml:space="preserve"> </w:t>
-            </w:r>
-            <w:r>
-              <w:rPr>
-                <w:i/>
-                <w:iCs/>
-              </w:rPr>
-              <w:t xml:space="preserve">with the same resistance values</w:t>
-            </w:r>
-            <w:r>
-              <w:t xml:space="preserve">.</w:t>
-            </w:r>
-          </w:p>
-          <w:p>
-            <w:pPr>
-              <w:jc w:val="center"/>
-            </w:pPr>
-            <w:r>
-              <w:t xml:space="preserve">Text to explain what the table above means.</w:t>
-            </w:r>
-            <w:r>
-              <w:t xml:space="preserve"> </w:t>
-            </w:r>
-            <w:r>
-              <w:t xml:space="preserve">The text should address and highlight:</w:t>
-            </w:r>
-          </w:p>
-          <w:p>
-            <w:pPr>
-              <w:pStyle w:val="Compact"/>
-              <w:numPr>
-                <w:ilvl w:val="0"/>
-                <w:numId w:val="1002"/>
-              </w:numPr>
-              <w:jc w:val="center"/>
-            </w:pPr>
-            <w:r>
-              <w:t xml:space="preserve">Trends in the data</w:t>
-            </w:r>
-          </w:p>
-          <w:p>
-            <w:pPr>
-              <w:pStyle w:val="Compact"/>
-              <w:numPr>
-                <w:ilvl w:val="0"/>
-                <w:numId w:val="1002"/>
-              </w:numPr>
-              <w:jc w:val="center"/>
-            </w:pPr>
-            <w:r>
-              <w:t xml:space="preserve">Unexpected results</w:t>
-            </w:r>
-          </w:p>
-          <w:p>
-            <w:pPr>
-              <w:pStyle w:val="Compact"/>
-              <w:numPr>
-                <w:ilvl w:val="0"/>
-                <w:numId w:val="1002"/>
-              </w:numPr>
-              <w:jc w:val="center"/>
-            </w:pPr>
-            <w:r>
-              <w:t xml:space="preserve">Conclusions to be drawn</w:t>
-            </w:r>
-          </w:p>
-          <w:p>
-            <w:pPr>
-              <w:pStyle w:val="Compact"/>
-              <w:numPr>
-                <w:ilvl w:val="0"/>
-                <w:numId w:val="1002"/>
-              </w:numPr>
-              <w:jc w:val="center"/>
-            </w:pPr>
-            <w:r>
-              <w:t xml:space="preserve">How instrument loading influences the</w:t>
-            </w:r>
-          </w:p>
-          <w:p>
-            <w:pPr>
-              <w:jc w:val="center"/>
-            </w:pPr>
             <w:pPr>
               <w:jc w:val="start"/>
               <w:spacing w:before="200"/>
@@ -288,6 +114,174 @@
         </w:tc>
       </w:tr>
     </w:tbl>
+    <w:p>
+      <w:pPr>
+        <w:pStyle w:val="BodyText"/>
+      </w:pPr>
+      <w:r>
+        <w:t xml:space="preserve">Insert the schematic used to make your measurements here.</w:t>
+      </w:r>
+      <w:r>
+        <w:t xml:space="preserve"> </w:t>
+      </w:r>
+      <w:r>
+        <w:t xml:space="preserve">Note that your schematic should include any additional components needed to represent any output impedances of sources or input impedances of measurement devices.</w:t>
+      </w:r>
+    </w:p>
+    <w:p>
+      <w:pPr>
+        <w:pStyle w:val="BodyText"/>
+      </w:pPr>
+      <w:r>
+        <w:t xml:space="preserve">Insert table here containing measurements across different resistance values</w:t>
+      </w:r>
+      <w:r>
+        <w:t xml:space="preserve"> </w:t>
+      </w:r>
+      <w:r>
+        <w:rPr>
+          <w:i/>
+          <w:iCs/>
+        </w:rPr>
+        <w:t xml:space="preserve">with the same instrument</w:t>
+      </w:r>
+      <w:r>
+        <w:t xml:space="preserve">.</w:t>
+      </w:r>
+    </w:p>
+    <w:p>
+      <w:pPr>
+        <w:pStyle w:val="BodyText"/>
+      </w:pPr>
+      <w:r>
+        <w:t xml:space="preserve">Text to explain what the table above means.</w:t>
+      </w:r>
+      <w:r>
+        <w:t xml:space="preserve"> </w:t>
+      </w:r>
+      <w:r>
+        <w:t xml:space="preserve">The text should address and highlight:</w:t>
+      </w:r>
+    </w:p>
+    <w:p>
+      <w:pPr>
+        <w:pStyle w:val="Compact"/>
+        <w:numPr>
+          <w:ilvl w:val="0"/>
+          <w:numId w:val="1001"/>
+        </w:numPr>
+      </w:pPr>
+      <w:r>
+        <w:t xml:space="preserve">Trends in the data</w:t>
+      </w:r>
+    </w:p>
+    <w:p>
+      <w:pPr>
+        <w:pStyle w:val="Compact"/>
+        <w:numPr>
+          <w:ilvl w:val="0"/>
+          <w:numId w:val="1001"/>
+        </w:numPr>
+      </w:pPr>
+      <w:r>
+        <w:t xml:space="preserve">Unexpected results</w:t>
+      </w:r>
+    </w:p>
+    <w:p>
+      <w:pPr>
+        <w:pStyle w:val="Compact"/>
+        <w:numPr>
+          <w:ilvl w:val="0"/>
+          <w:numId w:val="1001"/>
+        </w:numPr>
+      </w:pPr>
+      <w:r>
+        <w:t xml:space="preserve">Conclusions to be drawn</w:t>
+      </w:r>
+    </w:p>
+    <w:p>
+      <w:pPr>
+        <w:pStyle w:val="FirstParagraph"/>
+      </w:pPr>
+      <w:r>
+        <w:t xml:space="preserve">Insert table here containing measurements across different instruments</w:t>
+      </w:r>
+      <w:r>
+        <w:t xml:space="preserve"> </w:t>
+      </w:r>
+      <w:r>
+        <w:rPr>
+          <w:i/>
+          <w:iCs/>
+        </w:rPr>
+        <w:t xml:space="preserve">with the same resistance values</w:t>
+      </w:r>
+      <w:r>
+        <w:t xml:space="preserve">.</w:t>
+      </w:r>
+    </w:p>
+    <w:p>
+      <w:pPr>
+        <w:pStyle w:val="BodyText"/>
+      </w:pPr>
+      <w:r>
+        <w:t xml:space="preserve">Text to explain what the table above means.</w:t>
+      </w:r>
+      <w:r>
+        <w:t xml:space="preserve"> </w:t>
+      </w:r>
+      <w:r>
+        <w:t xml:space="preserve">The text should address and highlight:</w:t>
+      </w:r>
+    </w:p>
+    <w:p>
+      <w:pPr>
+        <w:pStyle w:val="Compact"/>
+        <w:numPr>
+          <w:ilvl w:val="0"/>
+          <w:numId w:val="1002"/>
+        </w:numPr>
+      </w:pPr>
+      <w:r>
+        <w:t xml:space="preserve">Trends in the data</w:t>
+      </w:r>
+    </w:p>
+    <w:p>
+      <w:pPr>
+        <w:pStyle w:val="Compact"/>
+        <w:numPr>
+          <w:ilvl w:val="0"/>
+          <w:numId w:val="1002"/>
+        </w:numPr>
+      </w:pPr>
+      <w:r>
+        <w:t xml:space="preserve">Unexpected results</w:t>
+      </w:r>
+    </w:p>
+    <w:p>
+      <w:pPr>
+        <w:pStyle w:val="Compact"/>
+        <w:numPr>
+          <w:ilvl w:val="0"/>
+          <w:numId w:val="1002"/>
+        </w:numPr>
+      </w:pPr>
+      <w:r>
+        <w:t xml:space="preserve">Conclusions to be drawn</w:t>
+      </w:r>
+    </w:p>
+    <w:p>
+      <w:pPr>
+        <w:pStyle w:val="Compact"/>
+        <w:numPr>
+          <w:ilvl w:val="0"/>
+          <w:numId w:val="1002"/>
+        </w:numPr>
+      </w:pPr>
+      <w:r>
+        <w:t xml:space="preserve">How instrument loading influences the</w:t>
+      </w:r>
+    </w:p>
     <w:bookmarkEnd w:id="24"/>
     <w:sectPr/>
   </w:body>

--- a/labs/lab2/writing-template.docx
+++ b/labs/lab2/writing-template.docx
@@ -283,7 +283,11 @@
       </w:r>
     </w:p>
     <w:bookmarkEnd w:id="24"/>
-    <w:sectPr/>
+    <w:sectPr>
+      <w:footnotePr>
+        <w:numRestart w:val="eachSect"/>
+      </w:footnotePr>
+    </w:sectPr>
   </w:body>
 </w:document>
 </file>
@@ -564,8 +568,6 @@
     </w:pPr>
     <w:rPr>
       <w:rFonts w:asciiTheme="majorHAnsi" w:cstheme="majorBidi" w:eastAsiaTheme="majorEastAsia" w:hAnsiTheme="majorHAnsi"/>
-      <w:spacing w:val="-10"/>
-      <w:kern w:val="28"/>
       <w:sz w:val="56"/>
       <w:szCs w:val="56"/>
     </w:rPr>
@@ -578,8 +580,6 @@
     <w:rsid w:val="00A10FD9"/>
     <w:rPr>
       <w:rFonts w:asciiTheme="majorHAnsi" w:cstheme="majorBidi" w:eastAsiaTheme="majorEastAsia" w:hAnsiTheme="majorHAnsi"/>
-      <w:spacing w:val="-10"/>
-      <w:kern w:val="28"/>
       <w:sz w:val="56"/>
       <w:szCs w:val="56"/>
     </w:rPr>
@@ -620,23 +620,31 @@
   </w:style>
   <w:style w:customStyle="1" w:styleId="Author" w:type="paragraph">
     <w:name w:val="Author"/>
+    <w:basedOn w:val="Title"/>
     <w:next w:val="BodyText"/>
     <w:qFormat/>
     <w:pPr>
       <w:keepNext/>
       <w:keepLines/>
-      <w:jc w:val="center"/>
-    </w:pPr>
+    </w:pPr>
+    <w:rPr>
+      <w:sz w:val="24"/>
+      <w:szCs w:val="24"/>
+    </w:rPr>
   </w:style>
   <w:style w:styleId="Date" w:type="paragraph">
     <w:name w:val="Date"/>
+    <w:basedOn w:val="Title"/>
     <w:next w:val="BodyText"/>
     <w:qFormat/>
     <w:pPr>
       <w:keepNext/>
       <w:keepLines/>
-      <w:jc w:val="center"/>
-    </w:pPr>
+    </w:pPr>
+    <w:rPr>
+      <w:sz w:val="24"/>
+      <w:szCs w:val="24"/>
+    </w:rPr>
   </w:style>
   <w:style w:customStyle="1" w:styleId="AbstractTitle" w:type="paragraph">
     <w:name w:val="Abstract Title"/>

--- a/labs/lab2/writing-template.docx
+++ b/labs/lab2/writing-template.docx
@@ -102,7 +102,7 @@
               <w:jc w:val="center"/>
             </w:pPr>
             <w:pPr>
-              <w:jc w:val="start"/>
+              <w:jc w:val="left"/>
               <w:spacing w:before="200"/>
               <w:pStyle w:val="ImageCaption"/>
             </w:pPr>

--- a/labs/lab2/writing-template.docx
+++ b/labs/lab2/writing-template.docx
@@ -15,7 +15,7 @@
         <w:pStyle w:val="Subtitle"/>
       </w:pPr>
       <w:r>
-        <w:t xml:space="preserve">Methods, Results, Equations, and Tables</w:t>
+        <w:t xml:space="preserve">Methods, Results, and Tables</w:t>
       </w:r>
     </w:p>
     <w:p>

--- a/labs/lab2/writing-template.docx
+++ b/labs/lab2/writing-template.docx
@@ -26,7 +26,7 @@
         <w:t xml:space="preserve">Name:</w:t>
       </w:r>
     </w:p>
-    <w:bookmarkStart w:id="24" w:name="methods"/>
+    <w:bookmarkStart w:id="13" w:name="methods"/>
     <w:p>
       <w:pPr>
         <w:pStyle w:val="Heading2"/>
@@ -48,7 +48,7 @@
       <w:tr>
         <w:tc>
           <w:tcPr/>
-          <w:bookmarkStart w:id="23" w:name="fig-measurement-schematic"/>
+          <w:bookmarkStart w:id="12" w:name="fig-measurement-schematic"/>
           <w:p>
             <w:pPr>
               <w:pStyle w:val="Compact"/>
@@ -59,18 +59,18 @@
                 <wp:inline>
                   <wp:extent cx="2298138" cy="1642683"/>
                   <wp:effectExtent b="0" l="0" r="0" t="0"/>
-                  <wp:docPr descr="" title="" id="21" name="Picture"/>
+                  <wp:docPr descr="" title="" id="10" name="Picture"/>
                   <a:graphic>
                     <a:graphicData uri="http://schemas.openxmlformats.org/drawingml/2006/picture">
                       <pic:pic>
                         <pic:nvPicPr>
-                          <pic:cNvPr descr="./img/voltagedividerwsiggen.png" id="22" name="Picture"/>
+                          <pic:cNvPr descr="./img/voltagedividerwsiggen.png" id="11" name="Picture"/>
                           <pic:cNvPicPr>
                             <a:picLocks noChangeArrowheads="1" noChangeAspect="1"/>
                           </pic:cNvPicPr>
                         </pic:nvPicPr>
                         <pic:blipFill>
-                          <a:blip r:embed="rId20"/>
+                          <a:blip r:embed="rId9"/>
                           <a:stretch>
                             <a:fillRect/>
                           </a:stretch>
@@ -110,7 +110,7 @@
               <w:t xml:space="preserve">Figure 1</w:t>
             </w:r>
           </w:p>
-          <w:bookmarkEnd w:id="23"/>
+          <w:bookmarkEnd w:id="12"/>
         </w:tc>
       </w:tr>
     </w:tbl>
@@ -282,7 +282,7 @@
         <w:t xml:space="preserve">How instrument loading influences the</w:t>
       </w:r>
     </w:p>
-    <w:bookmarkEnd w:id="24"/>
+    <w:bookmarkEnd w:id="13"/>
     <w:sectPr>
       <w:footnotePr>
         <w:numRestart w:val="eachSect"/>
@@ -513,10 +513,10 @@
   <w:docDefaults>
     <w:rPrDefault>
       <w:rPr>
-        <w:rFonts w:asciiTheme="minorHAnsi" w:cstheme="minorBidi" w:eastAsiaTheme="minorHAnsi" w:hAnsiTheme="minorHAnsi"/>
+        <w:rFonts w:asciiTheme="minorHAnsi" w:cstheme="minorBidi" w:eastAsiaTheme="minorEastAsia" w:hAnsiTheme="minorHAnsi"/>
         <w:sz w:val="24"/>
         <w:szCs w:val="24"/>
-        <w:lang w:bidi="ar-SA" w:eastAsia="en-US" w:val="en-US"/>
+        <w:lang w:bidi="ar-SA" w:eastAsia="zh-CN" w:val="en-US"/>
       </w:rPr>
     </w:rPrDefault>
     <w:pPrDefault>
@@ -1057,13 +1057,6 @@
       </w:tblCellMar>
     </w:tblPr>
     <w:tblStylePr w:type="firstRow">
-      <w:tblPr>
-        <w:jc w:val="left"/>
-        <w:tblInd w:type="dxa" w:w="0"/>
-      </w:tblPr>
-      <w:trPr>
-        <w:jc w:val="left"/>
-      </w:trPr>
       <w:tcPr>
         <w:tcBorders>
           <w:bottom w:val="single"/>
